--- a/123220045_Annas Sovianto_Laporan Project Akhir_TPM IF - D.docx
+++ b/123220045_Annas Sovianto_Laporan Project Akhir_TPM IF - D.docx
@@ -37716,7 +37716,7 @@
           <w:noProof/>
         </w:rPr>
         <w:drawing>
-          <wp:inline distT="0" distB="0" distL="0" distR="0" wp14:anchorId="3F0C07C7" wp14:editId="3296B93C">
+          <wp:inline distT="0" distB="0" distL="0" distR="0" wp14:anchorId="3F0C07C7" wp14:editId="2BB2D4E4">
             <wp:extent cx="1620000" cy="3600000"/>
             <wp:effectExtent l="0" t="0" r="0" b="635"/>
             <wp:docPr id="1836738904" name="Picture 19"/>
@@ -37820,10 +37820,10 @@
           <w:noProof/>
         </w:rPr>
         <w:drawing>
-          <wp:inline distT="0" distB="0" distL="0" distR="0" wp14:anchorId="3C55BF11" wp14:editId="73B685B5">
-            <wp:extent cx="1260000" cy="2797200"/>
-            <wp:effectExtent l="0" t="0" r="0" b="3175"/>
-            <wp:docPr id="1679370800" name="Picture 20"/>
+          <wp:inline distT="0" distB="0" distL="0" distR="0" wp14:anchorId="6506681E" wp14:editId="250C73D4">
+            <wp:extent cx="1620000" cy="3600000"/>
+            <wp:effectExtent l="0" t="0" r="0" b="635"/>
+            <wp:docPr id="335766687" name="Picture 1"/>
             <wp:cNvGraphicFramePr>
               <a:graphicFrameLocks xmlns:a="http://schemas.openxmlformats.org/drawingml/2006/main" noChangeAspect="1"/>
             </wp:cNvGraphicFramePr>
@@ -37831,7 +37831,7 @@
               <a:graphicData uri="http://schemas.openxmlformats.org/drawingml/2006/picture">
                 <pic:pic xmlns:pic="http://schemas.openxmlformats.org/drawingml/2006/picture">
                   <pic:nvPicPr>
-                    <pic:cNvPr id="0" name="Picture 20"/>
+                    <pic:cNvPr id="0" name="Picture 1"/>
                     <pic:cNvPicPr>
                       <a:picLocks noChangeAspect="1" noChangeArrowheads="1"/>
                     </pic:cNvPicPr>
@@ -37852,7 +37852,7 @@
                   <pic:spPr bwMode="auto">
                     <a:xfrm>
                       <a:off x="0" y="0"/>
-                      <a:ext cx="1260000" cy="2797200"/>
+                      <a:ext cx="1620000" cy="3600000"/>
                     </a:xfrm>
                     <a:prstGeom prst="rect">
                       <a:avLst/>
@@ -37876,9 +37876,9 @@
           <w:noProof/>
         </w:rPr>
         <w:drawing>
-          <wp:inline distT="0" distB="0" distL="0" distR="0" wp14:anchorId="69E7A423" wp14:editId="262B3847">
-            <wp:extent cx="1260000" cy="2797200"/>
-            <wp:effectExtent l="0" t="0" r="0" b="3175"/>
+          <wp:inline distT="0" distB="0" distL="0" distR="0" wp14:anchorId="69E7A423" wp14:editId="73ABE8BC">
+            <wp:extent cx="1620000" cy="3600000"/>
+            <wp:effectExtent l="0" t="0" r="0" b="635"/>
             <wp:docPr id="1535154851" name="Picture 1"/>
             <wp:cNvGraphicFramePr>
               <a:graphicFrameLocks xmlns:a="http://schemas.openxmlformats.org/drawingml/2006/main" noChangeAspect="1"/>
@@ -37908,7 +37908,7 @@
                   <pic:spPr bwMode="auto">
                     <a:xfrm>
                       <a:off x="0" y="0"/>
-                      <a:ext cx="1260000" cy="2797200"/>
+                      <a:ext cx="1620000" cy="3600000"/>
                     </a:xfrm>
                     <a:prstGeom prst="rect">
                       <a:avLst/>
